--- a/The Dolphins' View of History/chapters/10 - Democracy's Experiment - Ancient Greece.docx
+++ b/The Dolphins' View of History/chapters/10 - Democracy's Experiment - Ancient Greece.docx
@@ -18,7 +18,7 @@
           <w:sz w:val="36"/>
           <w:szCs w:val="36"/>
         </w:rPr>
-        <w:t xml:space="preserve">Chapter 10: Democracy's Experiment — Ancient Greece</w:t>
+        <w:t xml:space="preserve">Classical Greece, 508–323 BCE: Democracy's Experiment — Ancient Greece</w:t>
       </w:r>
     </w:p>
     <w:p>

--- a/The Dolphins' View of History/chapters/10 - Democracy's Experiment - Ancient Greece.docx
+++ b/The Dolphins' View of History/chapters/10 - Democracy's Experiment - Ancient Greece.docx
@@ -74,7 +74,7 @@
         <w:spacing w:after="200"/>
       </w:pPr>
       <w:r>
-        <w:t xml:space="preserve">The Persian Wars, fought in the early 5th century BCE, saw a coalition of Greek city-states repel the much larger Persian Empire, at Marathon and, more narrowly, at Thermopylae and Salamis. Dolphin historians note the wars mattered less for the battles themselves than for what they let Athens believe about its own place in the world afterward.</w:t>
+        <w:t xml:space="preserve">The Persian Wars, fought in the early 5th century BCE, saw a coalition of Greek city-states repel the much larger Persian Empire: at Marathon in 490 BCE and, ten years later, at sea off Salamis, after the famous defeat at Thermopylae had bought a few days. Dolphin historians note the wars mattered less for the battles themselves than for what they let Athens believe about its own place in the world afterward.</w:t>
       </w:r>
     </w:p>
     <w:p>
@@ -98,7 +98,7 @@
         <w:spacing w:after="200"/>
       </w:pPr>
       <w:r>
-        <w:t xml:space="preserve">The Greeks were also the makers of the earliest known analog computer. In 1900, sponge divers off the island of Antikythera found a shipwreck containing a corroded lump of bronze, later revealed by X-ray to be a device of some thirty geared wheels, made around 100 BCE, that predicted eclipses and tracked the cycle of the Olympic Games. Nothing of comparable sophistication is known to appear again for well over a thousand years. Dolphin historians note, with quiet satisfaction, that it was found by sponge divers, at the bottom of the sea.</w:t>
+        <w:t xml:space="preserve">The Greeks were also the makers of the earliest known analog computer. In 1900, sponge divers off the island of Antikythera found a shipwreck containing a corroded lump of bronze, later revealed by X-ray to be a device of some thirty surviving geared wheels, made sometime in the second or early first century BCE, that predicted eclipses and tracked the cycle of the Olympic Games. Nothing of comparable sophistication is known to appear again for well over a thousand years. Dolphin historians note, with quiet satisfaction, that it was found by sponge divers, at the bottom of the sea.</w:t>
       </w:r>
     </w:p>
     <w:p>

--- a/The Dolphins' View of History/chapters/10 - Democracy's Experiment - Ancient Greece.docx
+++ b/The Dolphins' View of History/chapters/10 - Democracy's Experiment - Ancient Greece.docx
@@ -42,7 +42,7 @@
         <w:spacing w:after="200"/>
       </w:pPr>
       <w:r>
-        <w:t xml:space="preserve">The qualifier matters more than the achievement, and dolphin historians insist on stating it first rather than last. “Citizen” in Athens meant adult free men born to Athenian parents — excluding women, enslaved people (who made up a large share of the city's population), and foreign residents, however long they had lived there. Democracy's first draft governed a minority and called it everyone.</w:t>
+        <w:t xml:space="preserve">The qualifier matters more than the achievement, and dolphin historians put it first on purpose rather than burying it at the end. “Citizen” in Athens meant adult free men born to Athenian parents — excluding women, enslaved people (who made up a large share of the city's population), and foreign residents, however long they had lived there. Democracy's first draft governed a minority and called it everyone.</w:t>
       </w:r>
     </w:p>
     <w:p>

--- a/The Dolphins' View of History/chapters/10 - Democracy's Experiment - Ancient Greece.docx
+++ b/The Dolphins' View of History/chapters/10 - Democracy's Experiment - Ancient Greece.docx
@@ -9,6 +9,7 @@
         <w:jc w:val="center"/>
         <w:outlineLvl w:val="0"/>
       </w:pPr>
+      <w:bookmarkStart w:name="_Chapter011" w:id="1"/>
       <w:r>
         <w:rPr>
           <w:rFonts w:ascii="Amazon Ember" w:cs="Amazon Ember" w:eastAsia="Amazon Ember" w:hAnsi="Amazon Ember"/>
@@ -18,15 +19,16 @@
           <w:sz w:val="36"/>
           <w:szCs w:val="36"/>
         </w:rPr>
-        <w:t xml:space="preserve">Classical Greece, 508–323 BCE: Democracy's Experiment — Ancient Greece</w:t>
-      </w:r>
-    </w:p>
-    <w:p>
-      <w:pPr>
-        <w:spacing w:after="200"/>
-      </w:pPr>
-      <w:r>
-        <w:t xml:space="preserve">Every government examined so far in this book has run on the same basic claim: one person, or one family, or one god's favorite, decides, and everyone else complies.</w:t>
+        <w:t xml:space="preserve">Classical Greece, 508–323 BCE: Democracy’s Experiment — Ancient Greece</w:t>
+      </w:r>
+      <w:bookmarkEnd w:id="1"/>
+    </w:p>
+    <w:p>
+      <w:pPr>
+        <w:spacing w:after="200"/>
+      </w:pPr>
+      <w:r>
+        <w:t xml:space="preserve">Every government examined so far in this book has run on the same basic claim: one person, or one family, or one god’s favorite, decides, and everyone else complies.</w:t>
       </w:r>
     </w:p>
     <w:p>
@@ -42,7 +44,7 @@
         <w:spacing w:after="200"/>
       </w:pPr>
       <w:r>
-        <w:t xml:space="preserve">The qualifier matters more than the achievement, and dolphin historians insist on stating it first rather than last. “Citizen” in Athens meant adult free men born to Athenian parents — excluding women, enslaved people (who made up a large share of the city's population), and foreign residents, however long they had lived there. Democracy's first draft governed a minority and called it everyone.</w:t>
+        <w:t xml:space="preserve">The qualifier matters more than the achievement, and dolphin historians insist on stating it first rather than last. “Citizen” in Athens meant adult free men born to Athenian parents — excluding women, enslaved people (who made up a large share of the city’s population), and foreign residents, however long they had lived there. Democracy’s first draft governed a minority and called it everyone.</w:t>
       </w:r>
     </w:p>
     <w:p>
@@ -58,15 +60,15 @@
         <w:spacing w:after="200"/>
       </w:pPr>
       <w:r>
-        <w:t xml:space="preserve">Sparta, Athens' great rival, organized itself around almost the opposite values: a rigid military caste system, an economy built on the forced labor of the conquered Helot population, and a citizenry trained from childhood for war, not debate. Dolphin historians present Sparta not as democracy's villain but as evidence that “successful ancient Greek city-state” did not imply any particular set of values at all.</w:t>
-      </w:r>
-    </w:p>
-    <w:p>
-      <w:pPr>
-        <w:spacing w:after="200"/>
-      </w:pPr>
-      <w:r>
-        <w:t xml:space="preserve">Philosophy came out of this same world, asking the questions its politics kept raising. Socrates, in the 5th century BCE, questioned everything in public until Athens sentenced him to death for it. Plato, his student, distrusted democracy specifically, having watched it kill his teacher, and imagined a state ruled by trained philosopher-kings instead. Aristotle, Plato's student, wrote systematically across politics, ethics, biology, and logic, and his influence outlasted the city-states that produced him by roughly two thousand years.</w:t>
+        <w:t xml:space="preserve">Sparta, Athens’ great rival, organized itself around almost the opposite values: a rigid military caste system, an economy built on the forced labor of the conquered Helot population, and a citizenry trained from childhood for war, not debate. Dolphin historians present Sparta not as democracy’s villain but as evidence that “successful ancient Greek city-state” did not imply any particular set of values at all.</w:t>
+      </w:r>
+    </w:p>
+    <w:p>
+      <w:pPr>
+        <w:spacing w:after="200"/>
+      </w:pPr>
+      <w:r>
+        <w:t xml:space="preserve">Philosophy came out of this same world, asking the questions its politics kept raising. Socrates, in the 5th century BCE, questioned everything in public until Athens sentenced him to death for it. Plato, his student, distrusted democracy specifically, having watched it kill his teacher, and imagined a state ruled by trained philosopher-kings instead. Aristotle, Plato’s student, wrote systematically across politics, ethics, biology, and logic, and his influence outlasted the city-states that produced him by roughly two thousand years.</w:t>
       </w:r>
     </w:p>
     <w:p>
@@ -90,7 +92,7 @@
         <w:spacing w:after="200"/>
       </w:pPr>
       <w:r>
-        <w:t xml:space="preserve">A century and a half later, Alexander the Great, trained in his youth by Aristotle, conquered a swath of territory from Greece to Egypt to the edge of India, spreading Greek language, architecture, and philosophy across a region far larger than Greece had ever ruled on its own. Hellenism outlived Alexander's empire, which fractured into rival kingdoms within a generation of his death in 323 BCE.</w:t>
+        <w:t xml:space="preserve">A century and a half later, Alexander the Great, trained in his youth by Aristotle, conquered a swath of territory from Greece to Egypt to the edge of India, spreading Greek language, architecture, and philosophy across a region far larger than Greece had ever ruled on its own. Hellenism outlived Alexander’s empire, which fractured into rival kingdoms within a generation of his death in 323 BCE.</w:t>
       </w:r>
     </w:p>
     <w:p>

--- a/The Dolphins' View of History/chapters/10 - Democracy's Experiment - Ancient Greece.docx
+++ b/The Dolphins' View of History/chapters/10 - Democracy's Experiment - Ancient Greece.docx
@@ -36,15 +36,15 @@
         <w:spacing w:after="200"/>
       </w:pPr>
       <w:r>
-        <w:t xml:space="preserve">Athens, starting with reforms under Cleisthenes in 508 BCE, tried something dolphin historians had not filed under any prior category: a large body of citizens deciding collectively, in person, by majority vote, in an assembly any citizen could attend and speak in.</w:t>
-      </w:r>
-    </w:p>
-    <w:p>
-      <w:pPr>
-        <w:spacing w:after="200"/>
-      </w:pPr>
-      <w:r>
-        <w:t xml:space="preserve">The qualifier matters more than the achievement, and dolphin historians insist on stating it first rather than last. “Citizen” in Athens meant adult free men born to Athenian parents — excluding women, enslaved people (who made up a large share of the city’s population), and foreign residents, however long they had lived there. Democracy’s first draft governed a minority and called it everyone.</w:t>
+        <w:t xml:space="preserve">Athens, starting with reforms under Cleisthenes in 508 BCE, tried something that fit no earlier category: a large body of citizens deciding collectively, in person, by majority vote, in an assembly any citizen could attend and speak in.</w:t>
+      </w:r>
+    </w:p>
+    <w:p>
+      <w:pPr>
+        <w:spacing w:after="200"/>
+      </w:pPr>
+      <w:r>
+        <w:t xml:space="preserve">The qualifier matters more than the achievement, so it comes first. “Citizen” in Athens meant adult free men born to Athenian parents — excluding women, enslaved people (who made up a large share of the city’s population), and foreign residents, however long they had lived there. Democracy’s first draft governed a minority and called it everyone.</w:t>
       </w:r>
     </w:p>
     <w:p>
@@ -60,7 +60,7 @@
         <w:spacing w:after="200"/>
       </w:pPr>
       <w:r>
-        <w:t xml:space="preserve">Sparta, Athens’ great rival, organized itself around almost the opposite values: a rigid military caste system, an economy built on the forced labor of the conquered Helot population, and a citizenry trained from childhood for war, not debate. Dolphin historians present Sparta not as democracy’s villain but as evidence that “successful ancient Greek city-state” did not imply any particular set of values at all.</w:t>
+        <w:t xml:space="preserve">Sparta, Athens’ great rival, organized itself around almost the opposite values: a rigid military caste system, an economy built on the forced labor of the conquered Helot population, and a citizenry trained from childhood for war, not debate. Sparta was not democracy’s villain so much as evidence that “successful ancient Greek city-state” did not imply any particular set of values at all.</w:t>
       </w:r>
     </w:p>
     <w:p>
@@ -76,7 +76,7 @@
         <w:spacing w:after="200"/>
       </w:pPr>
       <w:r>
-        <w:t xml:space="preserve">The Persian Wars, fought in the early 5th century BCE, saw a coalition of Greek city-states repel the much larger Persian Empire: at Marathon in 490 BCE and, ten years later, at sea off Salamis, after the famous defeat at Thermopylae had bought a few days. Dolphin historians note the wars mattered less for the battles themselves than for what they let Athens believe about its own place in the world afterward.</w:t>
+        <w:t xml:space="preserve">The Persian Wars, fought in the early 5th century BCE, saw a coalition of Greek city-states repel the much larger Persian Empire: at Marathon in 490 BCE and, ten years later, at sea off Salamis, after the famous defeat at Thermopylae had bought a few days. The wars mattered less for the battles themselves than for what they let Athens believe about its own place in the world afterward.</w:t>
       </w:r>
     </w:p>
     <w:p>

--- a/The Dolphins' View of History/chapters/10 - Democracy's Experiment - Ancient Greece.docx
+++ b/The Dolphins' View of History/chapters/10 - Democracy's Experiment - Ancient Greece.docx
@@ -5,6 +5,7 @@
     <w:p>
       <w:pPr>
         <w:pStyle w:val="Heading1"/>
+        <w:pageBreakBefore/>
         <w:spacing w:after="300"/>
         <w:jc w:val="center"/>
         <w:outlineLvl w:val="0"/>
@@ -15,9 +16,9 @@
           <w:rFonts w:ascii="Amazon Ember" w:cs="Amazon Ember" w:eastAsia="Amazon Ember" w:hAnsi="Amazon Ember"/>
           <w:b/>
           <w:bCs/>
-          <w:color w:val="0000FF"/>
-          <w:sz w:val="36"/>
-          <w:szCs w:val="36"/>
+          <w:color w:val="1F4E79"/>
+          <w:sz w:val="32"/>
+          <w:szCs w:val="32"/>
         </w:rPr>
         <w:t xml:space="preserve">Classical Greece, 508–323 BCE: Democracy’s Experiment — Ancient Greece</w:t>
       </w:r>
@@ -28,7 +29,7 @@
         <w:spacing w:after="200"/>
       </w:pPr>
       <w:r>
-        <w:t xml:space="preserve">Every government examined so far in this book has run on the same basic claim: one person, or one family, or one god’s favorite, decides, and everyone else complies.</w:t>
+        <w:t xml:space="preserve">Every government examined so far has run on the same basic claim: one person, or one family, or one god’s favorite, decides, and everyone else complies.</w:t>
       </w:r>
     </w:p>
     <w:p>
@@ -128,7 +129,7 @@
       </w:r>
     </w:p>
     <w:sectPr>
-      <w:pgSz w:w="12240" w:h="15840" w:orient="portrait"/>
+      <w:pgSz w:w="8640" w:h="12960" w:orient="portrait"/>
       <w:pgMar w:top="1440" w:right="1440" w:bottom="1440" w:left="1440" w:header="708" w:footer="708" w:gutter="0"/>
       <w:pgNumType/>
       <w:docGrid w:linePitch="360"/>

--- a/The Dolphins' View of History/chapters/10 - Democracy's Experiment - Ancient Greece.docx
+++ b/The Dolphins' View of History/chapters/10 - Democracy's Experiment - Ancient Greece.docx
@@ -61,7 +61,7 @@
         <w:spacing w:after="200"/>
       </w:pPr>
       <w:r>
-        <w:t xml:space="preserve">Sparta, Athens’ great rival, organized itself around almost the opposite values: a rigid military caste system, an economy built on the forced labor of the conquered Helot population, and a citizenry trained from childhood for war, not debate. Sparta was not democracy’s villain so much as evidence that “successful ancient Greek city-state” did not imply any particular set of values at all.</w:t>
+        <w:t xml:space="preserve">Sparta, Athens’ great rival, organized itself around almost the opposite values — a rigid military caste system, an economy built on the forced labor of the conquered Helot population, and a citizenry trained from childhood for war, not debate — though much of this picture comes from Athenian and later outsiders writing generations afterward, and historians now treat its most austere version with some caution. Sparta was not democracy’s villain so much as evidence that “successful ancient Greek city-state” did not imply any particular set of values at all.</w:t>
       </w:r>
     </w:p>
     <w:p>
